--- a/1 курс/2 семестр/Информатика/отчет_практика5_6.docx
+++ b/1 курс/2 семестр/Информатика/отчет_практика5_6.docx
@@ -1020,7 +1020,27 @@
                 <w:sz w:val="24"/>
                 <w:szCs w:val="24"/>
               </w:rPr>
-              <w:t>Беднов Г.А,</w:t>
+              <w:t xml:space="preserve">Беднов </w:t>
+            </w:r>
+            <w:proofErr w:type="gramStart"/>
+            <w:r>
+              <w:rPr>
+                <w:rFonts w:ascii="Times New Roman" w:eastAsia="Times New Roman" w:hAnsi="Times New Roman" w:cs="Times New Roman"/>
+                <w:color w:val="000000"/>
+                <w:sz w:val="24"/>
+                <w:szCs w:val="24"/>
+              </w:rPr>
+              <w:t>Г.А</w:t>
+            </w:r>
+            <w:proofErr w:type="gramEnd"/>
+            <w:r>
+              <w:rPr>
+                <w:rFonts w:ascii="Times New Roman" w:eastAsia="Times New Roman" w:hAnsi="Times New Roman" w:cs="Times New Roman"/>
+                <w:color w:val="000000"/>
+                <w:sz w:val="24"/>
+                <w:szCs w:val="24"/>
+              </w:rPr>
+              <w:t>,</w:t>
             </w:r>
           </w:p>
         </w:tc>
@@ -1119,7 +1139,54 @@
           <w14:ligatures w14:val="none"/>
         </w:rPr>
         <w:tab/>
-        <w:t xml:space="preserve"> «__»_______202</w:t>
+        <w:t xml:space="preserve"> «</w:t>
+      </w:r>
+      <w:proofErr w:type="gramStart"/>
+      <w:r>
+        <w:rPr>
+          <w:rFonts w:ascii="Times New Roman" w:eastAsia="Times New Roman" w:hAnsi="Times New Roman" w:cs="Times New Roman"/>
+          <w:color w:val="000000"/>
+          <w:kern w:val="0"/>
+          <w:sz w:val="24"/>
+          <w:lang w:eastAsia="ru-RU"/>
+          <w14:ligatures w14:val="none"/>
+        </w:rPr>
+        <w:t>1</w:t>
+      </w:r>
+      <w:r>
+        <w:rPr>
+          <w:rFonts w:ascii="Times New Roman" w:eastAsia="Times New Roman" w:hAnsi="Times New Roman" w:cs="Times New Roman"/>
+          <w:color w:val="000000"/>
+          <w:kern w:val="0"/>
+          <w:sz w:val="24"/>
+          <w:lang w:eastAsia="ru-RU"/>
+          <w14:ligatures w14:val="none"/>
+        </w:rPr>
+        <w:t>»_</w:t>
+      </w:r>
+      <w:proofErr w:type="gramEnd"/>
+      <w:r>
+        <w:rPr>
+          <w:rFonts w:ascii="Times New Roman" w:eastAsia="Times New Roman" w:hAnsi="Times New Roman" w:cs="Times New Roman"/>
+          <w:color w:val="000000"/>
+          <w:kern w:val="0"/>
+          <w:sz w:val="24"/>
+          <w:u w:val="single"/>
+          <w:lang w:eastAsia="ru-RU"/>
+          <w14:ligatures w14:val="none"/>
+        </w:rPr>
+        <w:t>июня</w:t>
+      </w:r>
+      <w:r>
+        <w:rPr>
+          <w:rFonts w:ascii="Times New Roman" w:eastAsia="Times New Roman" w:hAnsi="Times New Roman" w:cs="Times New Roman"/>
+          <w:color w:val="000000"/>
+          <w:kern w:val="0"/>
+          <w:sz w:val="24"/>
+          <w:lang w:eastAsia="ru-RU"/>
+          <w14:ligatures w14:val="none"/>
+        </w:rPr>
+        <w:t>_202</w:t>
       </w:r>
       <w:r>
         <w:rPr>
@@ -1192,7 +1259,65 @@
           <w14:ligatures w14:val="none"/>
         </w:rPr>
         <w:tab/>
-        <w:t>«__»_______202</w:t>
+        <w:t>«</w:t>
+      </w:r>
+      <w:proofErr w:type="gramStart"/>
+      <w:r>
+        <w:rPr>
+          <w:rFonts w:ascii="Times New Roman" w:eastAsia="Times New Roman" w:hAnsi="Times New Roman" w:cs="Times New Roman"/>
+          <w:color w:val="000000"/>
+          <w:kern w:val="0"/>
+          <w:sz w:val="24"/>
+          <w:lang w:eastAsia="ru-RU"/>
+          <w14:ligatures w14:val="none"/>
+        </w:rPr>
+        <w:t>1</w:t>
+      </w:r>
+      <w:r>
+        <w:rPr>
+          <w:rFonts w:ascii="Times New Roman" w:eastAsia="Times New Roman" w:hAnsi="Times New Roman" w:cs="Times New Roman"/>
+          <w:color w:val="000000"/>
+          <w:kern w:val="0"/>
+          <w:sz w:val="24"/>
+          <w:lang w:eastAsia="ru-RU"/>
+          <w14:ligatures w14:val="none"/>
+        </w:rPr>
+        <w:t>»_</w:t>
+      </w:r>
+      <w:proofErr w:type="gramEnd"/>
+      <w:r>
+        <w:rPr>
+          <w:rFonts w:ascii="Times New Roman" w:eastAsia="Times New Roman" w:hAnsi="Times New Roman" w:cs="Times New Roman"/>
+          <w:color w:val="000000"/>
+          <w:kern w:val="0"/>
+          <w:sz w:val="24"/>
+          <w:u w:val="single"/>
+          <w:lang w:eastAsia="ru-RU"/>
+          <w14:ligatures w14:val="none"/>
+        </w:rPr>
+        <w:t>июня</w:t>
+      </w:r>
+      <w:r>
+        <w:rPr>
+          <w:rFonts w:ascii="Times New Roman" w:eastAsia="Times New Roman" w:hAnsi="Times New Roman" w:cs="Times New Roman"/>
+          <w:color w:val="000000"/>
+          <w:kern w:val="0"/>
+          <w:sz w:val="24"/>
+          <w:lang w:eastAsia="ru-RU"/>
+          <w14:ligatures w14:val="none"/>
+        </w:rPr>
+        <w:t xml:space="preserve"> </w:t>
+      </w:r>
+      <w:r>
+        <w:rPr>
+          <w:rFonts w:ascii="Times New Roman" w:eastAsia="Times New Roman" w:hAnsi="Times New Roman" w:cs="Times New Roman"/>
+          <w:color w:val="000000"/>
+          <w:kern w:val="0"/>
+          <w:sz w:val="24"/>
+          <w:lang w:eastAsia="ru-RU"/>
+          <w14:ligatures w14:val="none"/>
+        </w:rPr>
+        <w:t>_202</w:t>
       </w:r>
       <w:r>
         <w:rPr>
@@ -1514,8 +1639,9 @@
           <w:lang w:eastAsia="ru-RU"/>
           <w14:ligatures w14:val="none"/>
         </w:rPr>
-        <w:t>Р</w:t>
-      </w:r>
+        <w:t xml:space="preserve">Расшифровать перестановкой фразу, зашифрованную </w:t>
+      </w:r>
+      <w:proofErr w:type="spellStart"/>
       <w:r>
         <w:rPr>
           <w:rFonts w:ascii="Times New Roman" w:eastAsia="Times New Roman" w:hAnsi="Times New Roman" w:cs="Times New Roman"/>
@@ -1527,8 +1653,9 @@
           <w:lang w:eastAsia="ru-RU"/>
           <w14:ligatures w14:val="none"/>
         </w:rPr>
-        <w:t>асшифровать перестановкой фразу, зашифрованную столбцовой</w:t>
-      </w:r>
+        <w:t>столбцовой</w:t>
+      </w:r>
+      <w:proofErr w:type="spellEnd"/>
       <w:r>
         <w:rPr>
           <w:rFonts w:ascii="Times New Roman" w:eastAsia="Times New Roman" w:hAnsi="Times New Roman" w:cs="Times New Roman"/>
@@ -1568,20 +1695,7 @@
           <w:lang w:eastAsia="ru-RU"/>
           <w14:ligatures w14:val="none"/>
         </w:rPr>
-        <w:t xml:space="preserve">Вариант </w:t>
-      </w:r>
-      <w:r>
-        <w:rPr>
-          <w:rFonts w:ascii="Times New Roman" w:eastAsia="Times New Roman" w:hAnsi="Times New Roman" w:cs="Times New Roman"/>
-          <w:b/>
-          <w:bCs/>
-          <w:color w:val="000000"/>
-          <w:kern w:val="0"/>
-          <w:sz w:val="24"/>
-          <w:lang w:eastAsia="ru-RU"/>
-          <w14:ligatures w14:val="none"/>
-        </w:rPr>
-        <w:t>15</w:t>
+        <w:t>Вариант 15</w:t>
       </w:r>
       <w:r>
         <w:rPr>
@@ -3359,72 +3473,7 @@
           <w:lang w:eastAsia="ru-RU"/>
           <w14:ligatures w14:val="none"/>
         </w:rPr>
-        <w:t>Задание 2</w:t>
-      </w:r>
-      <w:r>
-        <w:rPr>
-          <w:rFonts w:ascii="Times New Roman" w:eastAsia="Times New Roman" w:hAnsi="Times New Roman" w:cs="Times New Roman"/>
-          <w:b/>
-          <w:bCs/>
-          <w:color w:val="000000"/>
-          <w:kern w:val="0"/>
-          <w:sz w:val="24"/>
-          <w:lang w:eastAsia="ru-RU"/>
-          <w14:ligatures w14:val="none"/>
-        </w:rPr>
-        <w:t>.</w:t>
-      </w:r>
-      <w:r>
-        <w:rPr>
-          <w:rFonts w:ascii="Times New Roman" w:eastAsia="Times New Roman" w:hAnsi="Times New Roman" w:cs="Times New Roman"/>
-          <w:b/>
-          <w:bCs/>
-          <w:color w:val="000000"/>
-          <w:kern w:val="0"/>
-          <w:sz w:val="24"/>
-          <w:lang w:eastAsia="ru-RU"/>
-          <w14:ligatures w14:val="none"/>
-        </w:rPr>
-        <w:t xml:space="preserve"> </w:t>
-      </w:r>
-      <w:r>
-        <w:rPr>
-          <w:rFonts w:ascii="Times New Roman" w:eastAsia="Times New Roman" w:hAnsi="Times New Roman" w:cs="Times New Roman"/>
-          <w:b/>
-          <w:bCs/>
-          <w:color w:val="000000"/>
-          <w:kern w:val="0"/>
-          <w:sz w:val="24"/>
-          <w:lang w:eastAsia="ru-RU"/>
-          <w14:ligatures w14:val="none"/>
-        </w:rPr>
-        <w:t>Р</w:t>
-      </w:r>
-      <w:r>
-        <w:rPr>
-          <w:rFonts w:ascii="Times New Roman" w:eastAsia="Times New Roman" w:hAnsi="Times New Roman" w:cs="Times New Roman"/>
-          <w:b/>
-          <w:bCs/>
-          <w:color w:val="000000"/>
-          <w:kern w:val="0"/>
-          <w:sz w:val="24"/>
-          <w:lang w:eastAsia="ru-RU"/>
-          <w14:ligatures w14:val="none"/>
-        </w:rPr>
-        <w:t>асшифровать фразу, зашифрованную двойной перестановкой (сначала были переставлены столбцы, затем строки)</w:t>
-      </w:r>
-      <w:r>
-        <w:rPr>
-          <w:rFonts w:ascii="Times New Roman" w:eastAsia="Times New Roman" w:hAnsi="Times New Roman" w:cs="Times New Roman"/>
-          <w:b/>
-          <w:bCs/>
-          <w:color w:val="000000"/>
-          <w:kern w:val="0"/>
-          <w:sz w:val="24"/>
-          <w:lang w:eastAsia="ru-RU"/>
-          <w14:ligatures w14:val="none"/>
-        </w:rPr>
-        <w:t>.</w:t>
+        <w:t>Задание 2. Расшифровать фразу, зашифрованную двойной перестановкой (сначала были переставлены столбцы, затем строки).</w:t>
       </w:r>
     </w:p>
     <w:p>
@@ -3452,33 +3501,7 @@
           <w:lang w:eastAsia="ru-RU"/>
           <w14:ligatures w14:val="none"/>
         </w:rPr>
-        <w:t xml:space="preserve">Вариант </w:t>
-      </w:r>
-      <w:r>
-        <w:rPr>
-          <w:rFonts w:ascii="Times New Roman" w:eastAsia="Times New Roman" w:hAnsi="Times New Roman" w:cs="Times New Roman"/>
-          <w:b/>
-          <w:bCs/>
-          <w:color w:val="000000"/>
-          <w:kern w:val="0"/>
-          <w:sz w:val="24"/>
-          <w:lang w:eastAsia="ru-RU"/>
-          <w14:ligatures w14:val="none"/>
-        </w:rPr>
-        <w:t>15</w:t>
-      </w:r>
-      <w:r>
-        <w:rPr>
-          <w:rFonts w:ascii="Times New Roman" w:eastAsia="Times New Roman" w:hAnsi="Times New Roman" w:cs="Times New Roman"/>
-          <w:b/>
-          <w:bCs/>
-          <w:color w:val="000000"/>
-          <w:kern w:val="0"/>
-          <w:sz w:val="24"/>
-          <w:lang w:eastAsia="ru-RU"/>
-          <w14:ligatures w14:val="none"/>
-        </w:rPr>
-        <w:t>:</w:t>
+        <w:t>Вариант 15:</w:t>
       </w:r>
       <w:r>
         <w:rPr>
@@ -3515,29 +3538,7 @@
           <w:lang w:eastAsia="ru-RU"/>
           <w14:ligatures w14:val="none"/>
         </w:rPr>
-        <w:t xml:space="preserve">Длина </w:t>
-      </w:r>
-      <w:r>
-        <w:rPr>
-          <w:rFonts w:ascii="Times New Roman" w:eastAsia="Times New Roman" w:hAnsi="Times New Roman" w:cs="Times New Roman"/>
-          <w:color w:val="000000"/>
-          <w:kern w:val="0"/>
-          <w:sz w:val="24"/>
-          <w:lang w:eastAsia="ru-RU"/>
-          <w14:ligatures w14:val="none"/>
-        </w:rPr>
-        <w:t xml:space="preserve">зашифрованного </w:t>
-      </w:r>
-      <w:r>
-        <w:rPr>
-          <w:rFonts w:ascii="Times New Roman" w:eastAsia="Times New Roman" w:hAnsi="Times New Roman" w:cs="Times New Roman"/>
-          <w:color w:val="000000"/>
-          <w:kern w:val="0"/>
-          <w:sz w:val="24"/>
-          <w:lang w:eastAsia="ru-RU"/>
-          <w14:ligatures w14:val="none"/>
-        </w:rPr>
-        <w:t xml:space="preserve">текста составляет 25 символов, что означает матрицу размером 5 </w:t>
+        <w:t xml:space="preserve">Длина зашифрованного текста составляет 25 символов, что означает матрицу размером 5 </w:t>
       </w:r>
       <w:r>
         <w:rPr>
@@ -7180,6 +7181,7 @@
   <w:style w:type="character" w:default="1" w:styleId="a5">
     <w:name w:val="Default Paragraph Font"/>
     <w:uiPriority w:val="1"/>
+    <w:semiHidden/>
     <w:unhideWhenUsed/>
   </w:style>
   <w:style w:type="table" w:default="1" w:styleId="a6">
